--- a/data/demo-files/Initech-Mutual-NDA-v1-redline.docx
+++ b/data/demo-files/Initech-Mutual-NDA-v1-redline.docx
@@ -23,7 +23,7 @@
         <w:jc w:val="both"/>
       </w:pPr>
       <w:r>
-        <w:t xml:space="preserve">This Agreement is made between PortSwigger Ltd, a company registered in England and Wales ("PortSwigger"), and Initech Software Ltd, a Delaware corporation whose principal office is at 200 Harbor Drive, Boston, Massachusetts ("Initech").</w:t>
+        <w:t xml:space="preserve">This Agreement is made between PortSwigger Ltd, a company registered in England and Wales ("PortSwigger"), and Initech Software Ltd, a California corporation whose principal office is at 4120 Freidrich Lane, Austin, Texas ("Initech").</w:t>
       </w:r>
     </w:p>
     <w:p>
@@ -604,7 +604,7 @@
             <w:b w:val="false"/>
             <w:bCs w:val="false"/>
           </w:rPr>
-          <w:t xml:space="preserve">Non-solicitation. During the term of this Agreement and for twenty-four (24) months after it ends, PortSwigger shall not directly or indirectly solicit, employ or engage any employee of Initech with whom it has had contact in connection with the Purpose.</w:t>
+          <w:t xml:space="preserve">Non-solicitation. During the term of this Agreement and for eighteen (18) months after it ends, PortSwigger shall not directly or indirectly solicit, employ or engage any employee of Initech with whom it has had contact in connection with the Purpose.</w:t>
         </w:r>
       </w:ins>
     </w:p>
@@ -614,7 +614,7 @@
         <w:jc w:val="both"/>
       </w:pPr>
       <w:r>
-        <w:t xml:space="preserve">Signed for and on behalf of PortSwigger Ltd by [Authorised Signatory], Director. Signed for and on behalf of Initech Software Ltd by Dana Whitfield, General Counsel.</w:t>
+        <w:t xml:space="preserve">Signed for and on behalf of PortSwigger Ltd by [Authorised Signatory], Director. Signed for and on behalf of Initech Software Ltd by Priya Nair, General Counsel.</w:t>
       </w:r>
     </w:p>
     <w:sectPr>

--- a/data/demo-files/Initech-Mutual-NDA-v1-redline.docx
+++ b/data/demo-files/Initech-Mutual-NDA-v1-redline.docx
@@ -23,7 +23,7 @@
         <w:jc w:val="both"/>
       </w:pPr>
       <w:r>
-        <w:t xml:space="preserve">This Agreement is made between PortSwigger Ltd, a company registered in England and Wales ("PortSwigger"), and Initech Software Ltd, a California corporation whose principal office is at 4120 Freidrich Lane, Austin, Texas ("Initech").</w:t>
+        <w:t xml:space="preserve">This Agreement is made between Example Ltd, a company registered in England and Wales ("Example"), and Initech Software Ltd, a California corporation whose principal office is at 4120 Freidrich Lane, Austin, Texas ("Initech").</w:t>
       </w:r>
     </w:p>
     <w:p>
@@ -604,7 +604,7 @@
             <w:b w:val="false"/>
             <w:bCs w:val="false"/>
           </w:rPr>
-          <w:t xml:space="preserve">Non-solicitation. During the term of this Agreement and for eighteen (18) months after it ends, PortSwigger shall not directly or indirectly solicit, employ or engage any employee of Initech with whom it has had contact in connection with the Purpose.</w:t>
+          <w:t xml:space="preserve">Non-solicitation. During the term of this Agreement and for eighteen (18) months after it ends, Example shall not directly or indirectly solicit, employ or engage any employee of Initech with whom it has had contact in connection with the Purpose.</w:t>
         </w:r>
       </w:ins>
     </w:p>
@@ -614,7 +614,7 @@
         <w:jc w:val="both"/>
       </w:pPr>
       <w:r>
-        <w:t xml:space="preserve">Signed for and on behalf of PortSwigger Ltd by [Authorised Signatory], Director. Signed for and on behalf of Initech Software Ltd by Priya Nair, General Counsel.</w:t>
+        <w:t xml:space="preserve">Signed for and on behalf of Example Ltd by [Authorised Signatory], Director. Signed for and on behalf of Initech Software Ltd by Priya Nair, General Counsel.</w:t>
       </w:r>
     </w:p>
     <w:sectPr>
